--- a/docs/final-submission/Time_Table_Final_Report_32183022.docx
+++ b/docs/final-submission/Time_Table_Final_Report_32183022.docx
@@ -655,7 +655,7 @@
           <w:rFonts w:ascii="맑은 고딕" w:hAnsi="맑은 고딕"/>
           <w:sz w:val="21"/>
         </w:rPr>
-        <w:t>발표에서는 배포 링크만 공유하는 방식보다 직접 2–3분 정도 화면을 클릭하며 문제→해결 흐름을 보여주는 방식이 적합하다. 추천 순서는 로그인, 온보딩, 대시보드, 주간 일정, 일정 추가 모달, 집중 모드이다. 네트워크나 인증 이슈가 생길 경우 PPT 안의 최신 캡처 화면을 backup evidence로 사용한다.</w:t>
+        <w:t>발표에서는 배포 링크(https://timetable-608682434352.asia-northeast2.run.app/)를 함께 제시하되, 링크만 공유하는 방식보다 직접 2–3분 정도 화면을 클릭하며 문제→해결 흐름을 보여주는 방식이 적합하다. 추천 순서는 로그인, 온보딩, 대시보드, 주간 일정, 일정 추가 모달, 집중 모드이다. 네트워크나 인증 이슈가 생길 경우 PPT 안의 최신 캡처 화면을 backup evidence로 사용한다.</w:t>
       </w:r>
     </w:p>
     <w:p>
